--- a/docs/base_info/satellites_bands.docx
+++ b/docs/base_info/satellites_bands.docx
@@ -1,6 +1,6 @@
 
 <file path=word/document.xml><?xml version="1.0" encoding="utf-8"?>
-<w:document xmlns:wpc="http://schemas.microsoft.com/office/word/2010/wordprocessingCanvas" xmlns:cx="http://schemas.microsoft.com/office/drawing/2014/chartex" xmlns:cx1="http://schemas.microsoft.com/office/drawing/2015/9/8/chartex" xmlns:cx2="http://schemas.microsoft.com/office/drawing/2015/10/21/chartex" xmlns:cx3="http://schemas.microsoft.com/office/drawing/2016/5/9/chartex" xmlns:cx4="http://schemas.microsoft.com/office/drawing/2016/5/10/chartex" xmlns:cx5="http://schemas.microsoft.com/office/drawing/2016/5/11/chartex" xmlns:cx6="http://schemas.microsoft.com/office/drawing/2016/5/12/chartex" xmlns:cx7="http://schemas.microsoft.com/office/drawing/2016/5/13/chartex" xmlns:cx8="http://schemas.microsoft.com/office/drawing/2016/5/14/chartex" xmlns:mc="http://schemas.openxmlformats.org/markup-compatibility/2006" xmlns:aink="http://schemas.microsoft.com/office/drawing/2016/ink" xmlns:am3d="http://schemas.microsoft.com/office/drawing/2017/model3d" xmlns:o="urn:schemas-microsoft-com:office:office" xmlns:oel="http://schemas.microsoft.com/office/2019/extlst" xmlns:r="http://schemas.openxmlformats.org/officeDocument/2006/relationships" xmlns:m="http://schemas.openxmlformats.org/officeDocument/2006/math" xmlns:v="urn:schemas-microsoft-com:vml" xmlns:wp14="http://schemas.microsoft.com/office/word/2010/wordprocessingDrawing" xmlns:wp="http://schemas.openxmlformats.org/drawingml/2006/wordprocessingDrawing" xmlns:w10="urn:schemas-microsoft-com:office:word" xmlns:w="http://schemas.openxmlformats.org/wordprocessingml/2006/main" xmlns:w14="http://schemas.microsoft.com/office/word/2010/wordml" xmlns:w15="http://schemas.microsoft.com/office/word/2012/wordml" xmlns:w16cex="http://schemas.microsoft.com/office/word/2018/wordml/cex" xmlns:w16cid="http://schemas.microsoft.com/office/word/2016/wordml/cid" xmlns:w16="http://schemas.microsoft.com/office/word/2018/wordml" xmlns:w16du="http://schemas.microsoft.com/office/word/2023/wordml/word16du" xmlns:w16sdtdh="http://schemas.microsoft.com/office/word/2020/wordml/sdtdatahash" xmlns:w16sdtfl="http://schemas.microsoft.com/office/word/2024/wordml/sdtformatlock" xmlns:w16se="http://schemas.microsoft.com/office/word/2015/wordml/symex" xmlns:wpg="http://schemas.microsoft.com/office/word/2010/wordprocessingGroup" xmlns:wpi="http://schemas.microsoft.com/office/word/2010/wordprocessingInk" xmlns:wne="http://schemas.microsoft.com/office/word/2006/wordml" xmlns:wps="http://schemas.microsoft.com/office/word/2010/wordprocessingShape" mc:Ignorable="w14 w15 w16se w16cid w16 w16cex w16sdtdh w16sdtfl w16du wp14">
+<w:document xmlns:wpc="http://schemas.microsoft.com/office/word/2010/wordprocessingCanvas" xmlns:cx="http://schemas.microsoft.com/office/drawing/2014/chartex" xmlns:cx1="http://schemas.microsoft.com/office/drawing/2015/9/8/chartex" xmlns:cx2="http://schemas.microsoft.com/office/drawing/2015/10/21/chartex" xmlns:cx3="http://schemas.microsoft.com/office/drawing/2016/5/9/chartex" xmlns:cx4="http://schemas.microsoft.com/office/drawing/2016/5/10/chartex" xmlns:cx5="http://schemas.microsoft.com/office/drawing/2016/5/11/chartex" xmlns:cx6="http://schemas.microsoft.com/office/drawing/2016/5/12/chartex" xmlns:cx7="http://schemas.microsoft.com/office/drawing/2016/5/13/chartex" xmlns:cx8="http://schemas.microsoft.com/office/drawing/2016/5/14/chartex" xmlns:mc="http://schemas.openxmlformats.org/markup-compatibility/2006" xmlns:aink="http://schemas.microsoft.com/office/drawing/2016/ink" xmlns:am3d="http://schemas.microsoft.com/office/drawing/2017/model3d" xmlns:o="urn:schemas-microsoft-com:office:office" xmlns:r="http://schemas.openxmlformats.org/officeDocument/2006/relationships" xmlns:m="http://schemas.openxmlformats.org/officeDocument/2006/math" xmlns:v="urn:schemas-microsoft-com:vml" xmlns:wp14="http://schemas.microsoft.com/office/word/2010/wordprocessingDrawing" xmlns:wp="http://schemas.openxmlformats.org/drawingml/2006/wordprocessingDrawing" xmlns:w10="urn:schemas-microsoft-com:office:word" xmlns:w="http://schemas.openxmlformats.org/wordprocessingml/2006/main" xmlns:w14="http://schemas.microsoft.com/office/word/2010/wordml" xmlns:w15="http://schemas.microsoft.com/office/word/2012/wordml" xmlns:w16cex="http://schemas.microsoft.com/office/word/2018/wordml/cex" xmlns:w16cid="http://schemas.microsoft.com/office/word/2016/wordml/cid" xmlns:w16="http://schemas.microsoft.com/office/word/2018/wordml" xmlns:w16sdtdh="http://schemas.microsoft.com/office/word/2020/wordml/sdtdatahash" xmlns:w16se="http://schemas.microsoft.com/office/word/2015/wordml/symex" xmlns:wpg="http://schemas.microsoft.com/office/word/2010/wordprocessingGroup" xmlns:wpi="http://schemas.microsoft.com/office/word/2010/wordprocessingInk" xmlns:wne="http://schemas.microsoft.com/office/word/2006/wordml" xmlns:wps="http://schemas.microsoft.com/office/word/2010/wordprocessingShape" mc:Ignorable="w14 w15 w16se w16cid w16 w16cex w16sdtdh wp14">
   <w:body>
     <w:tbl>
       <w:tblPr>
@@ -164,25 +164,7 @@
                 <w:iCs/>
                 <w:lang w:val="en-US"/>
               </w:rPr>
-              <w:t>Resolution (m/</w:t>
-            </w:r>
-            <w:proofErr w:type="spellStart"/>
-            <w:r>
-              <w:rPr>
-                <w:i/>
-                <w:iCs/>
-                <w:lang w:val="en-US"/>
-              </w:rPr>
-              <w:t>px</w:t>
-            </w:r>
-            <w:proofErr w:type="spellEnd"/>
-            <w:r>
-              <w:rPr>
-                <w:i/>
-                <w:iCs/>
-                <w:lang w:val="en-US"/>
-              </w:rPr>
-              <w:t>)</w:t>
+              <w:t>Resolution (m/px)</w:t>
             </w:r>
           </w:p>
         </w:tc>
@@ -1715,7 +1697,7 @@
                 <w:iCs/>
                 <w:lang w:val="en-US"/>
               </w:rPr>
-              <w:t>Math</w:t>
+              <w:t xml:space="preserve">Math </w:t>
             </w:r>
             <w:r>
               <w:rPr>
@@ -1723,56 +1705,30 @@
                 <w:iCs/>
                 <w:lang w:val="en-US"/>
               </w:rPr>
-              <w:t xml:space="preserve"> </w:t>
-            </w:r>
-            <w:r>
+              <w:t>Name</w:t>
+            </w:r>
+          </w:p>
+        </w:tc>
+        <w:tc>
+          <w:tcPr>
+            <w:tcW w:w="2268" w:type="dxa"/>
+          </w:tcPr>
+          <w:p>
+            <w:pPr>
+              <w:jc w:val="center"/>
               <w:rPr>
                 <w:i/>
                 <w:iCs/>
                 <w:lang w:val="en-US"/>
               </w:rPr>
-              <w:t>Name</w:t>
-            </w:r>
-          </w:p>
-        </w:tc>
-        <w:tc>
-          <w:tcPr>
-            <w:tcW w:w="2268" w:type="dxa"/>
-          </w:tcPr>
-          <w:p>
-            <w:pPr>
-              <w:jc w:val="center"/>
+            </w:pPr>
+            <w:r>
               <w:rPr>
                 <w:i/>
                 <w:iCs/>
                 <w:lang w:val="en-US"/>
               </w:rPr>
-            </w:pPr>
-            <w:r>
-              <w:rPr>
-                <w:i/>
-                <w:iCs/>
-                <w:lang w:val="en-US"/>
-              </w:rPr>
-              <w:t>Resolution (m/</w:t>
-            </w:r>
-            <w:proofErr w:type="spellStart"/>
-            <w:r>
-              <w:rPr>
-                <w:i/>
-                <w:iCs/>
-                <w:lang w:val="en-US"/>
-              </w:rPr>
-              <w:t>px</w:t>
-            </w:r>
-            <w:proofErr w:type="spellEnd"/>
-            <w:r>
-              <w:rPr>
-                <w:i/>
-                <w:iCs/>
-                <w:lang w:val="en-US"/>
-              </w:rPr>
-              <w:t>)</w:t>
+              <w:t>Resolution (m/px)</w:t>
             </w:r>
           </w:p>
         </w:tc>
@@ -3338,7 +3294,7 @@
                 <w:iCs/>
                 <w:lang w:val="en-US"/>
               </w:rPr>
-              <w:t>Math</w:t>
+              <w:t xml:space="preserve">Math </w:t>
             </w:r>
             <w:r>
               <w:rPr>
@@ -3346,56 +3302,30 @@
                 <w:iCs/>
                 <w:lang w:val="en-US"/>
               </w:rPr>
-              <w:t xml:space="preserve"> </w:t>
-            </w:r>
-            <w:r>
+              <w:t>Name</w:t>
+            </w:r>
+          </w:p>
+        </w:tc>
+        <w:tc>
+          <w:tcPr>
+            <w:tcW w:w="2268" w:type="dxa"/>
+          </w:tcPr>
+          <w:p>
+            <w:pPr>
+              <w:jc w:val="center"/>
               <w:rPr>
                 <w:i/>
                 <w:iCs/>
                 <w:lang w:val="en-US"/>
               </w:rPr>
-              <w:t>Name</w:t>
-            </w:r>
-          </w:p>
-        </w:tc>
-        <w:tc>
-          <w:tcPr>
-            <w:tcW w:w="2268" w:type="dxa"/>
-          </w:tcPr>
-          <w:p>
-            <w:pPr>
-              <w:jc w:val="center"/>
+            </w:pPr>
+            <w:r>
               <w:rPr>
                 <w:i/>
                 <w:iCs/>
                 <w:lang w:val="en-US"/>
               </w:rPr>
-            </w:pPr>
-            <w:r>
-              <w:rPr>
-                <w:i/>
-                <w:iCs/>
-                <w:lang w:val="en-US"/>
-              </w:rPr>
-              <w:t>Resolution (m/</w:t>
-            </w:r>
-            <w:proofErr w:type="spellStart"/>
-            <w:r>
-              <w:rPr>
-                <w:i/>
-                <w:iCs/>
-                <w:lang w:val="en-US"/>
-              </w:rPr>
-              <w:t>px</w:t>
-            </w:r>
-            <w:proofErr w:type="spellEnd"/>
-            <w:r>
-              <w:rPr>
-                <w:i/>
-                <w:iCs/>
-                <w:lang w:val="en-US"/>
-              </w:rPr>
-              <w:t>)</w:t>
+              <w:t>Resolution (m/px)</w:t>
             </w:r>
           </w:p>
         </w:tc>
@@ -4140,36 +4070,30 @@
               <w:rPr>
                 <w:lang w:val="en-US"/>
               </w:rPr>
-              <w:t xml:space="preserve"> </w:t>
-            </w:r>
-            <w:r>
-              <w:rPr>
-                <w:lang w:val="en-US"/>
-              </w:rPr>
-              <w:t>panchromatic</w:t>
-            </w:r>
-          </w:p>
-        </w:tc>
-        <w:tc>
-          <w:tcPr>
-            <w:tcW w:w="2268" w:type="dxa"/>
-          </w:tcPr>
-          <w:p>
-            <w:pPr>
-              <w:jc w:val="center"/>
-              <w:rPr>
-                <w:b/>
-                <w:bCs/>
-                <w:lang w:val="en-US"/>
-              </w:rPr>
-            </w:pPr>
-            <w:r>
-              <w:rPr>
-                <w:b/>
-                <w:bCs/>
-                <w:lang w:val="en-US"/>
-              </w:rPr>
-              <w:t>-</w:t>
+              <w:t xml:space="preserve"> panchromatic</w:t>
+            </w:r>
+          </w:p>
+        </w:tc>
+        <w:tc>
+          <w:tcPr>
+            <w:tcW w:w="2268" w:type="dxa"/>
+          </w:tcPr>
+          <w:p>
+            <w:pPr>
+              <w:jc w:val="center"/>
+              <w:rPr>
+                <w:b/>
+                <w:bCs/>
+                <w:lang w:val="en-US"/>
+              </w:rPr>
+            </w:pPr>
+            <w:r>
+              <w:rPr>
+                <w:b/>
+                <w:bCs/>
+                <w:lang w:val="en-US"/>
+              </w:rPr>
+              <w:t>PAN</w:t>
             </w:r>
           </w:p>
         </w:tc>
@@ -4361,7 +4285,7 @@
                 <w:bCs/>
                 <w:lang w:val="en-US"/>
               </w:rPr>
-              <w:t>-</w:t>
+              <w:t>TIRS1</w:t>
             </w:r>
           </w:p>
         </w:tc>
@@ -4457,7 +4381,7 @@
                 <w:bCs/>
                 <w:lang w:val="en-US"/>
               </w:rPr>
-              <w:t>-</w:t>
+              <w:t>TIRS2</w:t>
             </w:r>
           </w:p>
         </w:tc>
@@ -4671,25 +4595,7 @@
                 <w:iCs/>
                 <w:lang w:val="en-US"/>
               </w:rPr>
-              <w:t>Resolution (m/</w:t>
-            </w:r>
-            <w:proofErr w:type="spellStart"/>
-            <w:r>
-              <w:rPr>
-                <w:i/>
-                <w:iCs/>
-                <w:lang w:val="en-US"/>
-              </w:rPr>
-              <w:t>px</w:t>
-            </w:r>
-            <w:proofErr w:type="spellEnd"/>
-            <w:r>
-              <w:rPr>
-                <w:i/>
-                <w:iCs/>
-                <w:lang w:val="en-US"/>
-              </w:rPr>
-              <w:t>)</w:t>
+              <w:t>Resolution (m/px)</w:t>
             </w:r>
           </w:p>
         </w:tc>
@@ -5463,7 +5369,7 @@
                 <w:bCs/>
                 <w:lang w:val="en-US"/>
               </w:rPr>
-              <w:t>-</w:t>
+              <w:t>PAN</w:t>
             </w:r>
           </w:p>
         </w:tc>
@@ -5655,7 +5561,7 @@
                 <w:bCs/>
                 <w:lang w:val="en-US"/>
               </w:rPr>
-              <w:t>-</w:t>
+              <w:t>TIRS1</w:t>
             </w:r>
           </w:p>
         </w:tc>
@@ -5751,7 +5657,7 @@
                 <w:bCs/>
                 <w:lang w:val="en-US"/>
               </w:rPr>
-              <w:t>-</w:t>
+              <w:t>TIRS2</w:t>
             </w:r>
           </w:p>
         </w:tc>
@@ -5824,7 +5730,7 @@
 </file>
 
 <file path=word/styles.xml><?xml version="1.0" encoding="utf-8"?>
-<w:styles xmlns:mc="http://schemas.openxmlformats.org/markup-compatibility/2006" xmlns:r="http://schemas.openxmlformats.org/officeDocument/2006/relationships" xmlns:w="http://schemas.openxmlformats.org/wordprocessingml/2006/main" xmlns:w14="http://schemas.microsoft.com/office/word/2010/wordml" xmlns:w15="http://schemas.microsoft.com/office/word/2012/wordml" xmlns:w16cex="http://schemas.microsoft.com/office/word/2018/wordml/cex" xmlns:w16cid="http://schemas.microsoft.com/office/word/2016/wordml/cid" xmlns:w16="http://schemas.microsoft.com/office/word/2018/wordml" xmlns:w16du="http://schemas.microsoft.com/office/word/2023/wordml/word16du" xmlns:w16sdtdh="http://schemas.microsoft.com/office/word/2020/wordml/sdtdatahash" xmlns:w16sdtfl="http://schemas.microsoft.com/office/word/2024/wordml/sdtformatlock" xmlns:w16se="http://schemas.microsoft.com/office/word/2015/wordml/symex" mc:Ignorable="w14 w15 w16se w16cid w16 w16cex w16sdtdh w16sdtfl w16du">
+<w:styles xmlns:mc="http://schemas.openxmlformats.org/markup-compatibility/2006" xmlns:r="http://schemas.openxmlformats.org/officeDocument/2006/relationships" xmlns:w="http://schemas.openxmlformats.org/wordprocessingml/2006/main" xmlns:w14="http://schemas.microsoft.com/office/word/2010/wordml" xmlns:w15="http://schemas.microsoft.com/office/word/2012/wordml" xmlns:w16cex="http://schemas.microsoft.com/office/word/2018/wordml/cex" xmlns:w16cid="http://schemas.microsoft.com/office/word/2016/wordml/cid" xmlns:w16="http://schemas.microsoft.com/office/word/2018/wordml" xmlns:w16sdtdh="http://schemas.microsoft.com/office/word/2020/wordml/sdtdatahash" xmlns:w16se="http://schemas.microsoft.com/office/word/2015/wordml/symex" mc:Ignorable="w14 w15 w16se w16cid w16 w16cex w16sdtdh">
   <w:docDefaults>
     <w:rPrDefault>
       <w:rPr>

--- a/docs/base_info/satellites_bands.docx
+++ b/docs/base_info/satellites_bands.docx
@@ -1,6 +1,6 @@
 
 <file path=word/document.xml><?xml version="1.0" encoding="utf-8"?>
-<w:document xmlns:wpc="http://schemas.microsoft.com/office/word/2010/wordprocessingCanvas" xmlns:cx="http://schemas.microsoft.com/office/drawing/2014/chartex" xmlns:cx1="http://schemas.microsoft.com/office/drawing/2015/9/8/chartex" xmlns:cx2="http://schemas.microsoft.com/office/drawing/2015/10/21/chartex" xmlns:cx3="http://schemas.microsoft.com/office/drawing/2016/5/9/chartex" xmlns:cx4="http://schemas.microsoft.com/office/drawing/2016/5/10/chartex" xmlns:cx5="http://schemas.microsoft.com/office/drawing/2016/5/11/chartex" xmlns:cx6="http://schemas.microsoft.com/office/drawing/2016/5/12/chartex" xmlns:cx7="http://schemas.microsoft.com/office/drawing/2016/5/13/chartex" xmlns:cx8="http://schemas.microsoft.com/office/drawing/2016/5/14/chartex" xmlns:mc="http://schemas.openxmlformats.org/markup-compatibility/2006" xmlns:aink="http://schemas.microsoft.com/office/drawing/2016/ink" xmlns:am3d="http://schemas.microsoft.com/office/drawing/2017/model3d" xmlns:o="urn:schemas-microsoft-com:office:office" xmlns:r="http://schemas.openxmlformats.org/officeDocument/2006/relationships" xmlns:m="http://schemas.openxmlformats.org/officeDocument/2006/math" xmlns:v="urn:schemas-microsoft-com:vml" xmlns:wp14="http://schemas.microsoft.com/office/word/2010/wordprocessingDrawing" xmlns:wp="http://schemas.openxmlformats.org/drawingml/2006/wordprocessingDrawing" xmlns:w10="urn:schemas-microsoft-com:office:word" xmlns:w="http://schemas.openxmlformats.org/wordprocessingml/2006/main" xmlns:w14="http://schemas.microsoft.com/office/word/2010/wordml" xmlns:w15="http://schemas.microsoft.com/office/word/2012/wordml" xmlns:w16cex="http://schemas.microsoft.com/office/word/2018/wordml/cex" xmlns:w16cid="http://schemas.microsoft.com/office/word/2016/wordml/cid" xmlns:w16="http://schemas.microsoft.com/office/word/2018/wordml" xmlns:w16sdtdh="http://schemas.microsoft.com/office/word/2020/wordml/sdtdatahash" xmlns:w16se="http://schemas.microsoft.com/office/word/2015/wordml/symex" xmlns:wpg="http://schemas.microsoft.com/office/word/2010/wordprocessingGroup" xmlns:wpi="http://schemas.microsoft.com/office/word/2010/wordprocessingInk" xmlns:wne="http://schemas.microsoft.com/office/word/2006/wordml" xmlns:wps="http://schemas.microsoft.com/office/word/2010/wordprocessingShape" mc:Ignorable="w14 w15 w16se w16cid w16 w16cex w16sdtdh wp14">
+<w:document xmlns:wpc="http://schemas.microsoft.com/office/word/2010/wordprocessingCanvas" xmlns:cx="http://schemas.microsoft.com/office/drawing/2014/chartex" xmlns:cx1="http://schemas.microsoft.com/office/drawing/2015/9/8/chartex" xmlns:cx2="http://schemas.microsoft.com/office/drawing/2015/10/21/chartex" xmlns:cx3="http://schemas.microsoft.com/office/drawing/2016/5/9/chartex" xmlns:cx4="http://schemas.microsoft.com/office/drawing/2016/5/10/chartex" xmlns:cx5="http://schemas.microsoft.com/office/drawing/2016/5/11/chartex" xmlns:cx6="http://schemas.microsoft.com/office/drawing/2016/5/12/chartex" xmlns:cx7="http://schemas.microsoft.com/office/drawing/2016/5/13/chartex" xmlns:cx8="http://schemas.microsoft.com/office/drawing/2016/5/14/chartex" xmlns:mc="http://schemas.openxmlformats.org/markup-compatibility/2006" xmlns:aink="http://schemas.microsoft.com/office/drawing/2016/ink" xmlns:am3d="http://schemas.microsoft.com/office/drawing/2017/model3d" xmlns:o="urn:schemas-microsoft-com:office:office" xmlns:oel="http://schemas.microsoft.com/office/2019/extlst" xmlns:r="http://schemas.openxmlformats.org/officeDocument/2006/relationships" xmlns:m="http://schemas.openxmlformats.org/officeDocument/2006/math" xmlns:v="urn:schemas-microsoft-com:vml" xmlns:wp14="http://schemas.microsoft.com/office/word/2010/wordprocessingDrawing" xmlns:wp="http://schemas.openxmlformats.org/drawingml/2006/wordprocessingDrawing" xmlns:w10="urn:schemas-microsoft-com:office:word" xmlns:w="http://schemas.openxmlformats.org/wordprocessingml/2006/main" xmlns:w14="http://schemas.microsoft.com/office/word/2010/wordml" xmlns:w15="http://schemas.microsoft.com/office/word/2012/wordml" xmlns:w16cex="http://schemas.microsoft.com/office/word/2018/wordml/cex" xmlns:w16cid="http://schemas.microsoft.com/office/word/2016/wordml/cid" xmlns:w16="http://schemas.microsoft.com/office/word/2018/wordml" xmlns:w16du="http://schemas.microsoft.com/office/word/2023/wordml/word16du" xmlns:w16sdtdh="http://schemas.microsoft.com/office/word/2020/wordml/sdtdatahash" xmlns:w16sdtfl="http://schemas.microsoft.com/office/word/2024/wordml/sdtformatlock" xmlns:w16se="http://schemas.microsoft.com/office/word/2015/wordml/symex" xmlns:wpg="http://schemas.microsoft.com/office/word/2010/wordprocessingGroup" xmlns:wpi="http://schemas.microsoft.com/office/word/2010/wordprocessingInk" xmlns:wne="http://schemas.microsoft.com/office/word/2006/wordml" xmlns:wps="http://schemas.microsoft.com/office/word/2010/wordprocessingShape" mc:Ignorable="w14 w15 w16se w16cid w16 w16cex w16sdtdh w16sdtfl w16du wp14">
   <w:body>
     <w:tbl>
       <w:tblPr>
@@ -1293,6 +1293,14 @@
               </w:rPr>
               <w:t>SWIR</w:t>
             </w:r>
+            <w:r>
+              <w:rPr>
+                <w:b/>
+                <w:bCs/>
+                <w:lang w:val="en-US"/>
+              </w:rPr>
+              <w:t>1</w:t>
+            </w:r>
           </w:p>
         </w:tc>
         <w:tc>
@@ -1397,7 +1405,15 @@
                 <w:bCs/>
                 <w:lang w:val="en-US"/>
               </w:rPr>
-              <w:t>SWIR1</w:t>
+              <w:t>SWIR</w:t>
+            </w:r>
+            <w:r>
+              <w:rPr>
+                <w:b/>
+                <w:bCs/>
+                <w:lang w:val="en-US"/>
+              </w:rPr>
+              <w:t>2</w:t>
             </w:r>
           </w:p>
         </w:tc>
@@ -1503,7 +1519,15 @@
                 <w:bCs/>
                 <w:lang w:val="en-US"/>
               </w:rPr>
-              <w:t>SWIR2</w:t>
+              <w:t>SWIR</w:t>
+            </w:r>
+            <w:r>
+              <w:rPr>
+                <w:b/>
+                <w:bCs/>
+                <w:lang w:val="en-US"/>
+              </w:rPr>
+              <w:t>3</w:t>
             </w:r>
           </w:p>
         </w:tc>
@@ -2899,6 +2923,14 @@
               </w:rPr>
               <w:t>SWIR</w:t>
             </w:r>
+            <w:r>
+              <w:rPr>
+                <w:b/>
+                <w:bCs/>
+                <w:lang w:val="en-US"/>
+              </w:rPr>
+              <w:t>1</w:t>
+            </w:r>
           </w:p>
         </w:tc>
         <w:tc>
@@ -3003,7 +3035,15 @@
                 <w:bCs/>
                 <w:lang w:val="en-US"/>
               </w:rPr>
-              <w:t>SWIR1</w:t>
+              <w:t>SWIR</w:t>
+            </w:r>
+            <w:r>
+              <w:rPr>
+                <w:b/>
+                <w:bCs/>
+                <w:lang w:val="en-US"/>
+              </w:rPr>
+              <w:t>2</w:t>
             </w:r>
           </w:p>
         </w:tc>
@@ -3109,7 +3149,15 @@
                 <w:bCs/>
                 <w:lang w:val="en-US"/>
               </w:rPr>
-              <w:t>SWIR2</w:t>
+              <w:t>SWIR</w:t>
+            </w:r>
+            <w:r>
+              <w:rPr>
+                <w:b/>
+                <w:bCs/>
+                <w:lang w:val="en-US"/>
+              </w:rPr>
+              <w:t>3</w:t>
             </w:r>
           </w:p>
         </w:tc>
@@ -3904,7 +3952,15 @@
                 <w:bCs/>
                 <w:lang w:val="en-US"/>
               </w:rPr>
-              <w:t>SWIR1</w:t>
+              <w:t>SWIR</w:t>
+            </w:r>
+            <w:r>
+              <w:rPr>
+                <w:b/>
+                <w:bCs/>
+                <w:lang w:val="en-US"/>
+              </w:rPr>
+              <w:t>2</w:t>
             </w:r>
           </w:p>
         </w:tc>
@@ -4000,7 +4056,15 @@
                 <w:bCs/>
                 <w:lang w:val="en-US"/>
               </w:rPr>
-              <w:t>SWIR2</w:t>
+              <w:t>SWIR</w:t>
+            </w:r>
+            <w:r>
+              <w:rPr>
+                <w:b/>
+                <w:bCs/>
+                <w:lang w:val="en-US"/>
+              </w:rPr>
+              <w:t>3</w:t>
             </w:r>
           </w:p>
         </w:tc>
@@ -4190,6 +4254,14 @@
                 <w:lang w:val="en-US"/>
               </w:rPr>
               <w:t>SWIR</w:t>
+            </w:r>
+            <w:r>
+              <w:rPr>
+                <w:b/>
+                <w:bCs/>
+                <w:lang w:val="en-US"/>
+              </w:rPr>
+              <w:t>1</w:t>
             </w:r>
           </w:p>
         </w:tc>
@@ -5180,7 +5252,15 @@
                 <w:bCs/>
                 <w:lang w:val="en-US"/>
               </w:rPr>
-              <w:t>SWIR1</w:t>
+              <w:t>SWIR</w:t>
+            </w:r>
+            <w:r>
+              <w:rPr>
+                <w:b/>
+                <w:bCs/>
+                <w:lang w:val="en-US"/>
+              </w:rPr>
+              <w:t>2</w:t>
             </w:r>
           </w:p>
         </w:tc>
@@ -5276,7 +5356,15 @@
                 <w:bCs/>
                 <w:lang w:val="en-US"/>
               </w:rPr>
-              <w:t>SWIR2</w:t>
+              <w:t>SWIR</w:t>
+            </w:r>
+            <w:r>
+              <w:rPr>
+                <w:b/>
+                <w:bCs/>
+                <w:lang w:val="en-US"/>
+              </w:rPr>
+              <w:t>3</w:t>
             </w:r>
           </w:p>
         </w:tc>
@@ -5466,6 +5554,14 @@
                 <w:lang w:val="en-US"/>
               </w:rPr>
               <w:t>SWIR</w:t>
+            </w:r>
+            <w:r>
+              <w:rPr>
+                <w:b/>
+                <w:bCs/>
+                <w:lang w:val="en-US"/>
+              </w:rPr>
+              <w:t>1</w:t>
             </w:r>
           </w:p>
         </w:tc>
@@ -5730,7 +5826,7 @@
 </file>
 
 <file path=word/styles.xml><?xml version="1.0" encoding="utf-8"?>
-<w:styles xmlns:mc="http://schemas.openxmlformats.org/markup-compatibility/2006" xmlns:r="http://schemas.openxmlformats.org/officeDocument/2006/relationships" xmlns:w="http://schemas.openxmlformats.org/wordprocessingml/2006/main" xmlns:w14="http://schemas.microsoft.com/office/word/2010/wordml" xmlns:w15="http://schemas.microsoft.com/office/word/2012/wordml" xmlns:w16cex="http://schemas.microsoft.com/office/word/2018/wordml/cex" xmlns:w16cid="http://schemas.microsoft.com/office/word/2016/wordml/cid" xmlns:w16="http://schemas.microsoft.com/office/word/2018/wordml" xmlns:w16sdtdh="http://schemas.microsoft.com/office/word/2020/wordml/sdtdatahash" xmlns:w16se="http://schemas.microsoft.com/office/word/2015/wordml/symex" mc:Ignorable="w14 w15 w16se w16cid w16 w16cex w16sdtdh">
+<w:styles xmlns:mc="http://schemas.openxmlformats.org/markup-compatibility/2006" xmlns:r="http://schemas.openxmlformats.org/officeDocument/2006/relationships" xmlns:w="http://schemas.openxmlformats.org/wordprocessingml/2006/main" xmlns:w14="http://schemas.microsoft.com/office/word/2010/wordml" xmlns:w15="http://schemas.microsoft.com/office/word/2012/wordml" xmlns:w16cex="http://schemas.microsoft.com/office/word/2018/wordml/cex" xmlns:w16cid="http://schemas.microsoft.com/office/word/2016/wordml/cid" xmlns:w16="http://schemas.microsoft.com/office/word/2018/wordml" xmlns:w16du="http://schemas.microsoft.com/office/word/2023/wordml/word16du" xmlns:w16sdtdh="http://schemas.microsoft.com/office/word/2020/wordml/sdtdatahash" xmlns:w16sdtfl="http://schemas.microsoft.com/office/word/2024/wordml/sdtformatlock" xmlns:w16se="http://schemas.microsoft.com/office/word/2015/wordml/symex" mc:Ignorable="w14 w15 w16se w16cid w16 w16cex w16sdtdh w16sdtfl w16du">
   <w:docDefaults>
     <w:rPrDefault>
       <w:rPr>
